--- a/output/authors_info.docx
+++ b/output/authors_info.docx
@@ -142,7 +142,7 @@
           <w:szCs w:val="18"/>
           <w:rtl w:val="true"/>
         </w:rPr>
-        <w:t xml:space="preserve">مهرداد صدرآرا</w:t>
+        <w:t xml:space="preserve">روح‌اله آماره</w:t>
       </w:r>
     </w:p>
     <w:p>
@@ -171,7 +171,7 @@
           <w:szCs w:val="14"/>
           <w:lang w:val="it-IT"/>
         </w:rPr>
-        <w:t xml:space="preserve">E-mail: Mehrdadsadrara@Guilan.ac.ir *</w:t>
+        <w:t xml:space="preserve">E-mail: Amareh.ruhollah@Guilan.ac.ir *</w:t>
       </w:r>
     </w:p>
     <w:p>
@@ -196,7 +196,7 @@
           <w:szCs w:val="22"/>
           <w:rtl w:val="true"/>
         </w:rPr>
-        <w:t xml:space="preserve">شناسه پژوهشگر (شماره ارکید) نویسنده مسئول (مهرداد صدرآرا): </w:t>
+        <w:t xml:space="preserve">شناسه پژوهشگر (شماره ارکید) نویسنده مسئول (روح‌اله آماره): </w:t>
       </w:r>
       <w:r>
         <w:rPr>
@@ -475,7 +475,7 @@
           <w:sz w:val="14"/>
           <w:szCs w:val="14"/>
         </w:rPr>
-        <w:t xml:space="preserve">Corresponding Author: Mehrdad Sadrara</w:t>
+        <w:t xml:space="preserve">Corresponding Author: Ruhollah Amareh</w:t>
       </w:r>
     </w:p>
     <w:p>
@@ -493,7 +493,7 @@
           <w:sz w:val="14"/>
           <w:szCs w:val="14"/>
         </w:rPr>
-        <w:t xml:space="preserve">Email: Mehrdadsadrara@Guilan.ac.ir</w:t>
+        <w:t xml:space="preserve">Email: Amareh.ruhollah@Guilan.ac.ir</w:t>
       </w:r>
     </w:p>
     <w:sectPr>
